--- a/Instructions.docx
+++ b/Instructions.docx
@@ -148,7 +148,7 @@
     </w:p>
     <w:p>
       <w:r>
-        <w:t>4.2.1. 教授 (Prof)</w:t>
+        <w:t>4.2.1. 教授</w:t>
       </w:r>
     </w:p>
     <w:p>
@@ -184,113 +184,152 @@
           <w:ilvl w:val="0"/>
           <w:numId w:val="3"/>
         </w:numPr>
+      </w:pPr>
+      <w:r>
+        <w:t>HP: UIには「教授HP」が表示され、現在のHPと最大HPが示されます 。</w:t>
+      </w:r>
+    </w:p>
+    <w:p>
+      <w:pPr>
+        <w:numPr>
+          <w:ilvl w:val="0"/>
+          <w:numId w:val="3"/>
+        </w:numPr>
+      </w:pPr>
+      <w:r>
+        <w:t>ダメージ: プレイヤーの弾が「教授」に当たると、HPが減少します 。</w:t>
+      </w:r>
+    </w:p>
+    <w:p>
+      <w:pPr>
+        <w:numPr>
+          <w:ilvl w:val="0"/>
+          <w:numId w:val="3"/>
+        </w:numPr>
+      </w:pPr>
+      <w:r>
+        <w:t>撃破: 「教授」のHPがゼロになると、現在のステージをクリアします 。</w:t>
+      </w:r>
+    </w:p>
+    <w:p>
+      <w:r>
+        <w:t xml:space="preserve">4.2.2. TA </w:t>
+      </w:r>
+    </w:p>
+    <w:p>
+      <w:pPr>
+        <w:numPr>
+          <w:ilvl w:val="0"/>
+          <w:numId w:val="4"/>
+        </w:numPr>
+      </w:pPr>
+      <w:r>
+        <w:t>出現: TAはステージ2から出現します 。</w:t>
+      </w:r>
+    </w:p>
+    <w:p>
+      <w:pPr>
+        <w:numPr>
+          <w:ilvl w:val="0"/>
+          <w:numId w:val="4"/>
+        </w:numPr>
+      </w:pPr>
+      <w:r>
+        <w:lastRenderedPageBreak/>
+        <w:t>移動: TAは「教授」の水平移動に追従します 。</w:t>
+      </w:r>
+    </w:p>
+    <w:p>
+      <w:pPr>
+        <w:numPr>
+          <w:ilvl w:val="0"/>
+          <w:numId w:val="4"/>
+        </w:numPr>
+      </w:pPr>
+      <w:r>
+        <w:t>攻撃: TAは定期的に弾を発射しようとします 。</w:t>
+      </w:r>
+    </w:p>
+    <w:p>
+      <w:pPr>
+        <w:numPr>
+          <w:ilvl w:val="0"/>
+          <w:numId w:val="4"/>
+        </w:numPr>
+      </w:pPr>
+      <w:r>
+        <w:t>透明度: TAの透明度は時間とともに減少し、最終的に消滅します 。</w:t>
+      </w:r>
+    </w:p>
+    <w:p>
+      <w:pPr>
+        <w:numPr>
+          <w:ilvl w:val="0"/>
+          <w:numId w:val="4"/>
+        </w:numPr>
+      </w:pPr>
+      <w:r>
+        <w:t>ビジュアル: TAは「TA.png」の画像で表示され、元のサイズの半分に縮小されます 。</w:t>
+      </w:r>
+    </w:p>
+    <w:p>
+      <w:pPr>
+        <w:numPr>
+          <w:ilvl w:val="0"/>
+          <w:numId w:val="4"/>
+        </w:numPr>
+      </w:pPr>
+    </w:p>
+    <w:p>
+      <w:r>
+        <w:t xml:space="preserve">4.3. ユーザーインターフェース </w:t>
+      </w:r>
+    </w:p>
+    <w:p>
+      <w:r>
+        <w:t>UIは重要なゲーム情報を提供します。</w:t>
+      </w:r>
+    </w:p>
+    <w:p>
+      <w:pPr>
+        <w:numPr>
+          <w:ilvl w:val="0"/>
+          <w:numId w:val="5"/>
+        </w:numPr>
+      </w:pPr>
+      <w:r>
+        <w:t>残機: 「残機(留年まで): 」に続いて残りのライフ数が表示されます 。</w:t>
+      </w:r>
+    </w:p>
+    <w:p>
+      <w:pPr>
+        <w:numPr>
+          <w:ilvl w:val="0"/>
+          <w:numId w:val="5"/>
+        </w:numPr>
+      </w:pPr>
+      <w:r>
+        <w:t>残り時間: 「残り時間: 」に続いて残り時間が秒単位で表示されます（タイマー値が60で割られます） 。</w:t>
+      </w:r>
+    </w:p>
+    <w:p>
+      <w:pPr>
+        <w:numPr>
+          <w:ilvl w:val="0"/>
+          <w:numId w:val="5"/>
+        </w:numPr>
+      </w:pPr>
+      <w:r>
+        <w:t xml:space="preserve">現在のステージ: 「現在: 」に続いて現在のステージ番号と「回生」が表示されます（例：「現在: </w:t>
+      </w:r>
+      <w:r>
         <w:rPr>
           <w:rFonts w:hint="eastAsia"/>
         </w:rPr>
-      </w:pPr>
-      <w:r>
-        <w:t>HP: UIには「教授HP」が表示され、現在のHPと最大HPが示されます 。</w:t>
-      </w:r>
-    </w:p>
-    <w:p>
-      <w:pPr>
-        <w:numPr>
-          <w:ilvl w:val="0"/>
-          <w:numId w:val="3"/>
-        </w:numPr>
-      </w:pPr>
-      <w:r>
-        <w:t>ダメージ: プレイヤーの弾が「教授」に当たると、HPが減少します 。</w:t>
-      </w:r>
-    </w:p>
-    <w:p>
-      <w:pPr>
-        <w:numPr>
-          <w:ilvl w:val="0"/>
-          <w:numId w:val="3"/>
-        </w:numPr>
-      </w:pPr>
-      <w:r>
-        <w:t>撃破: 「教授」のHPがゼロになると、現在のステージをクリアします 。</w:t>
-      </w:r>
-    </w:p>
-    <w:p>
-      <w:r>
-        <w:t xml:space="preserve">4.2.2. TA </w:t>
-      </w:r>
-    </w:p>
-    <w:p>
-      <w:pPr>
-        <w:numPr>
-          <w:ilvl w:val="0"/>
-          <w:numId w:val="4"/>
-        </w:numPr>
-      </w:pPr>
-      <w:r>
-        <w:t>出現: TAはステージ2から出現します 。</w:t>
-      </w:r>
-    </w:p>
-    <w:p>
-      <w:pPr>
-        <w:numPr>
-          <w:ilvl w:val="0"/>
-          <w:numId w:val="4"/>
-        </w:numPr>
-      </w:pPr>
-      <w:r>
-        <w:lastRenderedPageBreak/>
-        <w:t>移動: TAは「教授」の水平移動に追従します 。</w:t>
-      </w:r>
-    </w:p>
-    <w:p>
-      <w:pPr>
-        <w:numPr>
-          <w:ilvl w:val="0"/>
-          <w:numId w:val="4"/>
-        </w:numPr>
-      </w:pPr>
-      <w:r>
-        <w:t>攻撃: TAは定期的に弾を発射しようとします 。</w:t>
-      </w:r>
-    </w:p>
-    <w:p>
-      <w:pPr>
-        <w:numPr>
-          <w:ilvl w:val="0"/>
-          <w:numId w:val="4"/>
-        </w:numPr>
-      </w:pPr>
-      <w:r>
-        <w:t>透明度: TAの透明度は時間とともに減少し、最終的に消滅します 。</w:t>
-      </w:r>
-    </w:p>
-    <w:p>
-      <w:pPr>
-        <w:numPr>
-          <w:ilvl w:val="0"/>
-          <w:numId w:val="4"/>
-        </w:numPr>
-      </w:pPr>
-      <w:r>
-        <w:t>ビジュアル: TAは「TA.png」の画像で表示され、元のサイズの半分に縮小されます 。</w:t>
-      </w:r>
-    </w:p>
-    <w:p>
-      <w:pPr>
-        <w:numPr>
-          <w:ilvl w:val="0"/>
-          <w:numId w:val="4"/>
-        </w:numPr>
-      </w:pPr>
-    </w:p>
-    <w:p>
-      <w:r>
-        <w:t xml:space="preserve">4.3. ユーザーインターフェース </w:t>
-      </w:r>
-    </w:p>
-    <w:p>
-      <w:r>
-        <w:t>UIは重要なゲーム情報を提供します。</w:t>
+        <w:t>2</w:t>
+      </w:r>
+      <w:r>
+        <w:t>回生」） 。</w:t>
       </w:r>
     </w:p>
     <w:p>
@@ -301,39 +340,6 @@
         </w:numPr>
       </w:pPr>
       <w:r>
-        <w:t>残機: 「残機(留年まで): 」に続いて残りのライフ数が表示されます 。</w:t>
-      </w:r>
-    </w:p>
-    <w:p>
-      <w:pPr>
-        <w:numPr>
-          <w:ilvl w:val="0"/>
-          <w:numId w:val="5"/>
-        </w:numPr>
-      </w:pPr>
-      <w:r>
-        <w:t>残り時間: 「残り時間: 」に続いて残り時間が秒単位で表示されます（タイマー値が60で割られます） 。</w:t>
-      </w:r>
-    </w:p>
-    <w:p>
-      <w:pPr>
-        <w:numPr>
-          <w:ilvl w:val="0"/>
-          <w:numId w:val="5"/>
-        </w:numPr>
-      </w:pPr>
-      <w:r>
-        <w:t>現在のステージ: 「現在: 」に続いて現在のステージ番号と「回生」が表示されます（例：「現在: 1回生」） 。</w:t>
-      </w:r>
-    </w:p>
-    <w:p>
-      <w:pPr>
-        <w:numPr>
-          <w:ilvl w:val="0"/>
-          <w:numId w:val="5"/>
-        </w:numPr>
-      </w:pPr>
-      <w:r>
         <w:t>教授HP: 「教授HP: 」に続いて「教授」の現在のHPと最大HPが表示されます 。</w:t>
       </w:r>
     </w:p>
@@ -345,49 +351,6 @@
     <w:p>
       <w:r>
         <w:t>5.1. メインメニュー</w:t>
-      </w:r>
-    </w:p>
-    <w:p>
-      <w:r>
-        <w:t>ゲーム開始時、メインメニューが表示され、難易度を選択できます 。</w:t>
-      </w:r>
-    </w:p>
-    <w:p>
-      <w:pPr>
-        <w:numPr>
-          <w:ilvl w:val="0"/>
-          <w:numId w:val="6"/>
-        </w:numPr>
-      </w:pPr>
-      <w:r>
-        <w:t xml:space="preserve">学部卒 </w:t>
-      </w:r>
-    </w:p>
-    <w:p>
-      <w:pPr>
-        <w:numPr>
-          <w:ilvl w:val="0"/>
-          <w:numId w:val="6"/>
-        </w:numPr>
-      </w:pPr>
-      <w:r>
-        <w:t xml:space="preserve">修士卒 </w:t>
-      </w:r>
-    </w:p>
-    <w:p>
-      <w:pPr>
-        <w:numPr>
-          <w:ilvl w:val="0"/>
-          <w:numId w:val="6"/>
-        </w:numPr>
-      </w:pPr>
-      <w:r>
-        <w:t xml:space="preserve">博士卒 </w:t>
-      </w:r>
-    </w:p>
-    <w:p>
-      <w:r>
-        <w:t>難易度ボタンをクリックすると、ゲームの難易度が設定され、ゲーム状態がリセットされ、ゲームが開始されます 。</w:t>
       </w:r>
     </w:p>
     <w:p>
@@ -397,6 +360,92 @@
         </w:rPr>
       </w:pPr>
       <w:r>
+        <w:drawing>
+          <wp:inline distT="0" distB="0" distL="0" distR="0" wp14:anchorId="56A261B8" wp14:editId="3D1C7B57">
+            <wp:extent cx="3803650" cy="2537407"/>
+            <wp:effectExtent l="0" t="0" r="6350" b="0"/>
+            <wp:docPr id="277164474" name="図 1" descr="机の上に置かれている部屋&#10;&#10;AI 生成コンテンツは誤りを含む可能性があります。"/>
+            <wp:cNvGraphicFramePr>
+              <a:graphicFrameLocks xmlns:a="http://schemas.openxmlformats.org/drawingml/2006/main" noChangeAspect="1"/>
+            </wp:cNvGraphicFramePr>
+            <a:graphic xmlns:a="http://schemas.openxmlformats.org/drawingml/2006/main">
+              <a:graphicData uri="http://schemas.openxmlformats.org/drawingml/2006/picture">
+                <pic:pic xmlns:pic="http://schemas.openxmlformats.org/drawingml/2006/picture">
+                  <pic:nvPicPr>
+                    <pic:cNvPr id="277164474" name="図 1" descr="机の上に置かれている部屋&#10;&#10;AI 生成コンテンツは誤りを含む可能性があります。"/>
+                    <pic:cNvPicPr/>
+                  </pic:nvPicPr>
+                  <pic:blipFill>
+                    <a:blip r:embed="rId5"/>
+                    <a:stretch>
+                      <a:fillRect/>
+                    </a:stretch>
+                  </pic:blipFill>
+                  <pic:spPr>
+                    <a:xfrm>
+                      <a:off x="0" y="0"/>
+                      <a:ext cx="3810742" cy="2542138"/>
+                    </a:xfrm>
+                    <a:prstGeom prst="rect">
+                      <a:avLst/>
+                    </a:prstGeom>
+                  </pic:spPr>
+                </pic:pic>
+              </a:graphicData>
+            </a:graphic>
+          </wp:inline>
+        </w:drawing>
+      </w:r>
+    </w:p>
+    <w:p>
+      <w:r>
+        <w:t>ゲーム開始時、メインメニューが表示され、難易度を選択できます 。</w:t>
+      </w:r>
+    </w:p>
+    <w:p>
+      <w:pPr>
+        <w:numPr>
+          <w:ilvl w:val="0"/>
+          <w:numId w:val="6"/>
+        </w:numPr>
+      </w:pPr>
+      <w:r>
+        <w:t xml:space="preserve">学部卒 </w:t>
+      </w:r>
+    </w:p>
+    <w:p>
+      <w:pPr>
+        <w:numPr>
+          <w:ilvl w:val="0"/>
+          <w:numId w:val="6"/>
+        </w:numPr>
+      </w:pPr>
+      <w:r>
+        <w:t xml:space="preserve">修士卒 </w:t>
+      </w:r>
+    </w:p>
+    <w:p>
+      <w:pPr>
+        <w:numPr>
+          <w:ilvl w:val="0"/>
+          <w:numId w:val="6"/>
+        </w:numPr>
+      </w:pPr>
+      <w:r>
+        <w:t xml:space="preserve">博士卒 </w:t>
+      </w:r>
+    </w:p>
+    <w:p>
+      <w:r>
+        <w:t>難易度ボタンをクリックすると、ゲームの難易度が設定され、ゲーム状態がリセットされ、ゲームが開始されます 。</w:t>
+      </w:r>
+    </w:p>
+    <w:p>
+      <w:r>
+        <w:rPr>
+          <w:noProof/>
+        </w:rPr>
+        <w:lastRenderedPageBreak/>
         <w:drawing>
           <wp:inline distT="0" distB="0" distL="0" distR="0" wp14:anchorId="1EE066E1" wp14:editId="70896C66">
             <wp:extent cx="2967990" cy="1978893"/>
@@ -413,7 +462,7 @@
                     <pic:cNvPicPr/>
                   </pic:nvPicPr>
                   <pic:blipFill>
-                    <a:blip r:embed="rId5"/>
+                    <a:blip r:embed="rId6"/>
                     <a:stretch>
                       <a:fillRect/>
                     </a:stretch>
@@ -458,11 +507,7 @@
         </w:numPr>
       </w:pPr>
       <w:r>
-        <w:t>各ステージでは、「教授」の移動速度、HP、発射間隔、弾の速度が設定されま</w:t>
-      </w:r>
-      <w:r>
-        <w:lastRenderedPageBreak/>
-        <w:t>す 。</w:t>
+        <w:t>各ステージでは、「教授」の移動速度、HP、発射間隔、弾の速度が設定されます 。</w:t>
       </w:r>
     </w:p>
     <w:p>
@@ -498,6 +543,45 @@
       </w:r>
     </w:p>
     <w:p>
+      <w:r>
+        <w:drawing>
+          <wp:inline distT="0" distB="0" distL="0" distR="0" wp14:anchorId="03E87B6F" wp14:editId="55B641C4">
+            <wp:extent cx="3374390" cy="2274856"/>
+            <wp:effectExtent l="0" t="0" r="0" b="0"/>
+            <wp:docPr id="1584240178" name="図 1" descr="テキスト&#10;&#10;AI 生成コンテンツは誤りを含む可能性があります。"/>
+            <wp:cNvGraphicFramePr>
+              <a:graphicFrameLocks xmlns:a="http://schemas.openxmlformats.org/drawingml/2006/main" noChangeAspect="1"/>
+            </wp:cNvGraphicFramePr>
+            <a:graphic xmlns:a="http://schemas.openxmlformats.org/drawingml/2006/main">
+              <a:graphicData uri="http://schemas.openxmlformats.org/drawingml/2006/picture">
+                <pic:pic xmlns:pic="http://schemas.openxmlformats.org/drawingml/2006/picture">
+                  <pic:nvPicPr>
+                    <pic:cNvPr id="1584240178" name="図 1" descr="テキスト&#10;&#10;AI 生成コンテンツは誤りを含む可能性があります。"/>
+                    <pic:cNvPicPr/>
+                  </pic:nvPicPr>
+                  <pic:blipFill>
+                    <a:blip r:embed="rId7"/>
+                    <a:stretch>
+                      <a:fillRect/>
+                    </a:stretch>
+                  </pic:blipFill>
+                  <pic:spPr>
+                    <a:xfrm>
+                      <a:off x="0" y="0"/>
+                      <a:ext cx="3386341" cy="2282913"/>
+                    </a:xfrm>
+                    <a:prstGeom prst="rect">
+                      <a:avLst/>
+                    </a:prstGeom>
+                  </pic:spPr>
+                </pic:pic>
+              </a:graphicData>
+            </a:graphic>
+          </wp:inline>
+        </w:drawing>
+      </w:r>
+    </w:p>
+    <w:p>
       <w:pPr>
         <w:numPr>
           <w:ilvl w:val="0"/>
@@ -522,6 +606,51 @@
     <w:p>
       <w:r>
         <w:t>5.4. ゲームクリア</w:t>
+      </w:r>
+    </w:p>
+    <w:p>
+      <w:pPr>
+        <w:rPr>
+          <w:rFonts w:hint="eastAsia"/>
+        </w:rPr>
+      </w:pPr>
+      <w:r>
+        <w:lastRenderedPageBreak/>
+        <w:drawing>
+          <wp:inline distT="0" distB="0" distL="0" distR="0" wp14:anchorId="1CA789B8" wp14:editId="14F2041D">
+            <wp:extent cx="3469640" cy="2340293"/>
+            <wp:effectExtent l="0" t="0" r="0" b="3175"/>
+            <wp:docPr id="1814891763" name="図 1" descr="テキスト&#10;&#10;AI 生成コンテンツは誤りを含む可能性があります。"/>
+            <wp:cNvGraphicFramePr>
+              <a:graphicFrameLocks xmlns:a="http://schemas.openxmlformats.org/drawingml/2006/main" noChangeAspect="1"/>
+            </wp:cNvGraphicFramePr>
+            <a:graphic xmlns:a="http://schemas.openxmlformats.org/drawingml/2006/main">
+              <a:graphicData uri="http://schemas.openxmlformats.org/drawingml/2006/picture">
+                <pic:pic xmlns:pic="http://schemas.openxmlformats.org/drawingml/2006/picture">
+                  <pic:nvPicPr>
+                    <pic:cNvPr id="1814891763" name="図 1" descr="テキスト&#10;&#10;AI 生成コンテンツは誤りを含む可能性があります。"/>
+                    <pic:cNvPicPr/>
+                  </pic:nvPicPr>
+                  <pic:blipFill>
+                    <a:blip r:embed="rId8"/>
+                    <a:stretch>
+                      <a:fillRect/>
+                    </a:stretch>
+                  </pic:blipFill>
+                  <pic:spPr>
+                    <a:xfrm>
+                      <a:off x="0" y="0"/>
+                      <a:ext cx="3477771" cy="2345778"/>
+                    </a:xfrm>
+                    <a:prstGeom prst="rect">
+                      <a:avLst/>
+                    </a:prstGeom>
+                  </pic:spPr>
+                </pic:pic>
+              </a:graphicData>
+            </a:graphic>
+          </wp:inline>
+        </w:drawing>
       </w:r>
     </w:p>
     <w:p>
